--- a/PartB/avalleevezina_G40_A02B_Research_Notes.docx
+++ b/PartB/avalleevezina_G40_A02B_Research_Notes.docx
@@ -64,10 +64,7 @@
         <w:t>we</w:t>
       </w:r>
       <w:r>
-        <w:t xml:space="preserve"> </w:t>
-      </w:r>
-      <w:r>
-        <w:t>selected a sensitive computational benchmark that fails if just a single component of the computer is not good enough."</w:t>
+        <w:t xml:space="preserve"> selected a sensitive computational benchmark that fails if just a single component of the computer is not good enough."</w:t>
       </w:r>
       <w:r>
         <w:br/>
@@ -219,7 +216,7 @@
           <w:numId w:val="1"/>
         </w:numPr>
       </w:pPr>
-      <w:hyperlink r:id="rId5" w:history="1">
+      <w:hyperlink r:id="rId7" w:history="1">
         <w:r>
           <w:rPr>
             <w:rStyle w:val="Hyperlink"/>
@@ -360,8 +357,1033 @@
           <w:numId w:val="1"/>
         </w:numPr>
       </w:pPr>
+      <w:r>
+        <w:t>US Gov. is trying to increase development speed.</w:t>
+      </w:r>
+    </w:p>
+    <w:p>
+      <w:pPr>
+        <w:pStyle w:val="ListParagraph"/>
+        <w:numPr>
+          <w:ilvl w:val="0"/>
+          <w:numId w:val="1"/>
+        </w:numPr>
+      </w:pPr>
+      <w:r>
+        <w:t>Classical computers underwent decades to because small reliable and fast. Quantum computers have even tougher hurdles to overcome these same challenges</w:t>
+      </w:r>
+    </w:p>
+    <w:p>
+      <w:pPr>
+        <w:pStyle w:val="ListParagraph"/>
+        <w:numPr>
+          <w:ilvl w:val="0"/>
+          <w:numId w:val="1"/>
+        </w:numPr>
+      </w:pPr>
+      <w:r>
+        <w:t>The US gov is trying to make education to quantum science more accessible:</w:t>
+      </w:r>
+      <w:r>
+        <w:br/>
+        <w:t>“</w:t>
+      </w:r>
+      <w:r>
+        <w:t>The U.S. Congress recently proposed a bill to amend the NQI Act to strengthen public-private cooperation in quantum science.</w:t>
+      </w:r>
+      <w:r>
+        <w:t>”</w:t>
+      </w:r>
+    </w:p>
+    <w:p>
+      <w:pPr>
+        <w:pStyle w:val="ListParagraph"/>
+        <w:numPr>
+          <w:ilvl w:val="0"/>
+          <w:numId w:val="1"/>
+        </w:numPr>
+      </w:pPr>
+      <w:r>
+        <w:t xml:space="preserve">Currently there </w:t>
+      </w:r>
+      <w:r>
+        <w:t>are</w:t>
+      </w:r>
+      <w:r>
+        <w:t xml:space="preserve"> not enough quantum </w:t>
+      </w:r>
+      <w:r>
+        <w:t>experts</w:t>
+      </w:r>
+      <w:r>
+        <w:t xml:space="preserve"> which hinder long term </w:t>
+      </w:r>
+      <w:r>
+        <w:t>progress</w:t>
+      </w:r>
+      <w:r>
+        <w:t>.</w:t>
+      </w:r>
+    </w:p>
+    <w:p>
+      <w:pPr>
+        <w:pStyle w:val="ListParagraph"/>
+        <w:numPr>
+          <w:ilvl w:val="0"/>
+          <w:numId w:val="1"/>
+        </w:numPr>
+      </w:pPr>
+      <w:r>
+        <w:t>Overprioritizing quantum computing efforts draws experts away from other fields that need to overcome engineering hurdles with the introduction of these quantum technologies.</w:t>
+      </w:r>
+    </w:p>
+    <w:p>
+      <w:pPr>
+        <w:pStyle w:val="ListParagraph"/>
+        <w:numPr>
+          <w:ilvl w:val="0"/>
+          <w:numId w:val="1"/>
+        </w:numPr>
+      </w:pPr>
+      <w:r>
+        <w:t>The word Computer in the monicker “Quantum computer” is a misnomer. This is because it does not function in the same way a classical computer does</w:t>
+      </w:r>
+    </w:p>
+    <w:p>
+      <w:pPr>
+        <w:pStyle w:val="ListParagraph"/>
+        <w:numPr>
+          <w:ilvl w:val="0"/>
+          <w:numId w:val="1"/>
+        </w:numPr>
+      </w:pPr>
+      <w:r>
+        <w:t xml:space="preserve">A classical computer is defined by its </w:t>
+      </w:r>
+      <w:r>
+        <w:t xml:space="preserve">properties in regard to </w:t>
+      </w:r>
+      <w:r>
+        <w:t xml:space="preserve">classical </w:t>
+      </w:r>
+      <w:r>
+        <w:t>physics (field of physics that is non-quantum and non-relativistic).</w:t>
+      </w:r>
+    </w:p>
+    <w:p>
+      <w:pPr>
+        <w:pStyle w:val="ListParagraph"/>
+        <w:numPr>
+          <w:ilvl w:val="0"/>
+          <w:numId w:val="1"/>
+        </w:numPr>
+      </w:pPr>
+      <w:r>
+        <w:t>Q</w:t>
+      </w:r>
+      <w:r>
+        <w:t xml:space="preserve">uantum computer’s </w:t>
+      </w:r>
+      <w:r>
+        <w:t xml:space="preserve">is defined by </w:t>
+      </w:r>
+      <w:r>
+        <w:t xml:space="preserve">its properties in regard to quantum physics. </w:t>
+      </w:r>
+    </w:p>
+    <w:p>
+      <w:pPr>
+        <w:pStyle w:val="ListParagraph"/>
+        <w:numPr>
+          <w:ilvl w:val="0"/>
+          <w:numId w:val="1"/>
+        </w:numPr>
+      </w:pPr>
+      <w:r>
+        <w:t xml:space="preserve">In addition to using classical physics, Quantum computers use quantum physics to describe the internal </w:t>
+      </w:r>
+      <w:r>
+        <w:t xml:space="preserve">states of an </w:t>
+      </w:r>
+      <w:r>
+        <w:t>atom,</w:t>
+      </w:r>
+      <w:r>
+        <w:t xml:space="preserve"> </w:t>
+      </w:r>
+      <w:r>
+        <w:t>which computes qubits.</w:t>
+      </w:r>
+    </w:p>
+    <w:p>
+      <w:pPr>
+        <w:pStyle w:val="ListParagraph"/>
+        <w:numPr>
+          <w:ilvl w:val="0"/>
+          <w:numId w:val="1"/>
+        </w:numPr>
+      </w:pPr>
+      <w:r>
+        <w:t xml:space="preserve">Classical computers generate bits by signalling </w:t>
+      </w:r>
+      <w:r>
+        <w:t>when</w:t>
+      </w:r>
+      <w:r>
+        <w:t xml:space="preserve"> there is current, and where there is an absence of current in an electromagnetic</w:t>
+      </w:r>
+      <w:r>
+        <w:t xml:space="preserve"> field</w:t>
+      </w:r>
+      <w:r>
+        <w:t>.</w:t>
+      </w:r>
+    </w:p>
+    <w:p>
+      <w:pPr>
+        <w:pStyle w:val="ListParagraph"/>
+        <w:numPr>
+          <w:ilvl w:val="0"/>
+          <w:numId w:val="1"/>
+        </w:numPr>
+      </w:pPr>
+      <w:r>
+        <w:t xml:space="preserve">Quantum computers </w:t>
+      </w:r>
+      <w:r>
+        <w:t>take</w:t>
+      </w:r>
+      <w:r>
+        <w:t xml:space="preserve"> advantage of the wave like properties </w:t>
+      </w:r>
+      <w:r>
+        <w:t>in a quantum system</w:t>
+      </w:r>
+      <w:r>
+        <w:t>:</w:t>
+      </w:r>
+      <w:r>
+        <w:br/>
+      </w:r>
+    </w:p>
+    <w:p>
+      <w:pPr>
+        <w:pStyle w:val="ListParagraph"/>
+        <w:numPr>
+          <w:ilvl w:val="1"/>
+          <w:numId w:val="1"/>
+        </w:numPr>
+      </w:pPr>
+      <w:r>
+        <w:t xml:space="preserve">It does this by analysing the potential existence of 2 particles. </w:t>
+      </w:r>
+      <w:r>
+        <w:br/>
+      </w:r>
+    </w:p>
+    <w:p>
+      <w:pPr>
+        <w:pStyle w:val="ListParagraph"/>
+        <w:numPr>
+          <w:ilvl w:val="0"/>
+          <w:numId w:val="2"/>
+        </w:numPr>
+      </w:pPr>
+      <w:r>
+        <w:t>N</w:t>
+      </w:r>
+      <w:r>
+        <w:t xml:space="preserve">o particles existing </w:t>
+      </w:r>
+    </w:p>
+    <w:p>
+      <w:pPr>
+        <w:pStyle w:val="ListParagraph"/>
+        <w:numPr>
+          <w:ilvl w:val="0"/>
+          <w:numId w:val="2"/>
+        </w:numPr>
+      </w:pPr>
+      <w:r>
+        <w:t>P</w:t>
+      </w:r>
+      <w:r>
+        <w:t>article A existing and particle B not existing</w:t>
+      </w:r>
+    </w:p>
+    <w:p>
+      <w:pPr>
+        <w:pStyle w:val="ListParagraph"/>
+        <w:numPr>
+          <w:ilvl w:val="0"/>
+          <w:numId w:val="2"/>
+        </w:numPr>
+      </w:pPr>
+      <w:r>
+        <w:t>Particle B existing and particle A not existing</w:t>
+      </w:r>
+    </w:p>
+    <w:p>
+      <w:pPr>
+        <w:pStyle w:val="ListParagraph"/>
+        <w:numPr>
+          <w:ilvl w:val="0"/>
+          <w:numId w:val="2"/>
+        </w:numPr>
+      </w:pPr>
+      <w:r>
+        <w:t>B</w:t>
+      </w:r>
+      <w:r>
+        <w:t>oth particles existing</w:t>
+      </w:r>
+      <w:r>
+        <w:br/>
+      </w:r>
+    </w:p>
+    <w:p>
+      <w:pPr>
+        <w:pStyle w:val="ListParagraph"/>
+        <w:numPr>
+          <w:ilvl w:val="1"/>
+          <w:numId w:val="1"/>
+        </w:numPr>
+      </w:pPr>
+      <w:r>
+        <w:t xml:space="preserve">A qubit exists in </w:t>
+      </w:r>
+      <w:r>
+        <w:t xml:space="preserve">all the states simultaneously </w:t>
+      </w:r>
+      <w:r>
+        <w:t>during its coherence time (how long it remains stable).</w:t>
+      </w:r>
+      <w:r>
+        <w:br/>
+      </w:r>
+    </w:p>
+    <w:p>
+      <w:pPr>
+        <w:pStyle w:val="ListParagraph"/>
+        <w:numPr>
+          <w:ilvl w:val="2"/>
+          <w:numId w:val="1"/>
+        </w:numPr>
+      </w:pPr>
+      <w:r>
+        <w:t>It tak</w:t>
+      </w:r>
+      <w:r>
+        <w:t>es</w:t>
+      </w:r>
+      <w:r>
+        <w:t xml:space="preserve"> the principles </w:t>
+      </w:r>
+      <w:r>
+        <w:t xml:space="preserve">discussed </w:t>
+      </w:r>
+      <w:r>
+        <w:t>in “Schrodinger’s cat</w:t>
+      </w:r>
+      <w:r>
+        <w:t>”</w:t>
+      </w:r>
+      <w:r>
+        <w:t>. A</w:t>
+      </w:r>
+      <w:r>
+        <w:t xml:space="preserve"> particle’s super positioning in relation to </w:t>
+      </w:r>
+      <w:r>
+        <w:t xml:space="preserve">another </w:t>
+      </w:r>
+      <w:r>
+        <w:t>quantum entangled particle.</w:t>
+      </w:r>
+      <w:r>
+        <w:br/>
+      </w:r>
+    </w:p>
+    <w:p>
+      <w:pPr>
+        <w:pStyle w:val="ListParagraph"/>
+        <w:numPr>
+          <w:ilvl w:val="1"/>
+          <w:numId w:val="1"/>
+        </w:numPr>
+      </w:pPr>
+      <w:r>
+        <w:t>At this state a qubit can be observed (computed) which will collapse it into one of the 4 possible options.</w:t>
+      </w:r>
+      <w:r>
+        <w:br/>
+      </w:r>
+    </w:p>
+    <w:p>
+      <w:pPr>
+        <w:pStyle w:val="ListParagraph"/>
+        <w:numPr>
+          <w:ilvl w:val="2"/>
+          <w:numId w:val="1"/>
+        </w:numPr>
+      </w:pPr>
+      <w:r>
+        <w:t>It takes the principles found in the “double slit experiment”.</w:t>
+      </w:r>
+      <w:r>
+        <w:br/>
+      </w:r>
+    </w:p>
+    <w:p/>
+    <w:p/>
+    <w:p>
+      <w:pPr>
+        <w:pStyle w:val="ListParagraph"/>
+        <w:numPr>
+          <w:ilvl w:val="1"/>
+          <w:numId w:val="1"/>
+        </w:numPr>
+      </w:pPr>
+      <w:r>
+        <w:lastRenderedPageBreak/>
+        <w:t>Finally, a</w:t>
+      </w:r>
+      <w:r>
+        <w:t xml:space="preserve"> qubit’s final state can be influenced by quantum</w:t>
+      </w:r>
+      <w:r>
+        <w:t>-</w:t>
+      </w:r>
+      <w:r>
+        <w:t>gates</w:t>
+      </w:r>
+      <w:r>
+        <w:t>,</w:t>
+      </w:r>
+      <w:r>
+        <w:t xml:space="preserve"> which affects how statistically likely the quantum bit will collapse</w:t>
+      </w:r>
+      <w:r>
+        <w:t>s</w:t>
+      </w:r>
+      <w:r>
+        <w:t xml:space="preserve"> into a specific option.</w:t>
+      </w:r>
+    </w:p>
+    <w:p>
+      <w:pPr>
+        <w:pStyle w:val="ListParagraph"/>
+        <w:numPr>
+          <w:ilvl w:val="1"/>
+          <w:numId w:val="1"/>
+        </w:numPr>
+      </w:pPr>
+      <w:r>
+        <w:t>A quantum computer then measures their qubit</w:t>
+      </w:r>
+      <w:r>
+        <w:t>s</w:t>
+      </w:r>
+      <w:r>
+        <w:t xml:space="preserve"> </w:t>
+      </w:r>
+      <w:r>
+        <w:t>being distributed through the</w:t>
+      </w:r>
+      <w:r>
+        <w:t xml:space="preserve"> system of quantum</w:t>
+      </w:r>
+      <w:r>
+        <w:t>-</w:t>
+      </w:r>
+      <w:r>
+        <w:t>gate</w:t>
+      </w:r>
+      <w:r>
+        <w:t>s,</w:t>
+      </w:r>
+      <w:r>
+        <w:t xml:space="preserve"> that </w:t>
+      </w:r>
+      <w:r>
+        <w:t xml:space="preserve">then </w:t>
+      </w:r>
+      <w:r>
+        <w:t>statistically determines an outcome for a given problem.</w:t>
+      </w:r>
+    </w:p>
+    <w:p>
+      <w:pPr>
+        <w:pStyle w:val="ListParagraph"/>
+        <w:numPr>
+          <w:ilvl w:val="1"/>
+          <w:numId w:val="1"/>
+        </w:numPr>
+      </w:pPr>
+      <w:r>
+        <w:t xml:space="preserve">The process is then repeat several </w:t>
+      </w:r>
+      <w:r>
+        <w:t>times</w:t>
+      </w:r>
+      <w:r>
+        <w:t xml:space="preserve"> </w:t>
+      </w:r>
+      <w:r>
+        <w:t xml:space="preserve">to creating a statistical </w:t>
+      </w:r>
+      <w:r>
+        <w:t xml:space="preserve">model to assure the </w:t>
+      </w:r>
+      <w:r>
+        <w:t>certitude of the solution.</w:t>
+      </w:r>
+      <w:r>
+        <w:br/>
+      </w:r>
+    </w:p>
+    <w:p>
+      <w:pPr>
+        <w:pStyle w:val="ListParagraph"/>
+        <w:numPr>
+          <w:ilvl w:val="0"/>
+          <w:numId w:val="1"/>
+        </w:numPr>
+      </w:pPr>
+      <w:r>
+        <w:t xml:space="preserve">Quantum computer’s effectiveness is in its ability to run an unimaginable number of possibilities at a time. </w:t>
+      </w:r>
+    </w:p>
+    <w:p>
+      <w:pPr>
+        <w:pStyle w:val="ListParagraph"/>
+        <w:numPr>
+          <w:ilvl w:val="0"/>
+          <w:numId w:val="1"/>
+        </w:numPr>
+      </w:pPr>
+      <w:r>
+        <w:t xml:space="preserve">Quantum computers are effective </w:t>
+      </w:r>
+      <w:r>
+        <w:t xml:space="preserve">at determining a </w:t>
+      </w:r>
+      <w:r>
+        <w:t xml:space="preserve">probable </w:t>
+      </w:r>
+      <w:r>
+        <w:t>outcome for a given</w:t>
+      </w:r>
+      <w:r>
+        <w:t xml:space="preserve"> </w:t>
+      </w:r>
+      <w:r>
+        <w:t xml:space="preserve">quantum </w:t>
+      </w:r>
+      <w:r>
+        <w:t>algorithm</w:t>
+      </w:r>
+      <w:r>
+        <w:t>.</w:t>
+      </w:r>
+    </w:p>
+    <w:p>
+      <w:pPr>
+        <w:pStyle w:val="ListParagraph"/>
+        <w:numPr>
+          <w:ilvl w:val="0"/>
+          <w:numId w:val="1"/>
+        </w:numPr>
+      </w:pPr>
+      <w:r>
+        <w:t>The number of possibilities a quantum computer can account for is 2^(n) where ‘n’ is the number of qubits.</w:t>
+      </w:r>
+    </w:p>
+    <w:p>
+      <w:pPr>
+        <w:pStyle w:val="ListParagraph"/>
+        <w:numPr>
+          <w:ilvl w:val="0"/>
+          <w:numId w:val="1"/>
+        </w:numPr>
+      </w:pPr>
+      <w:r>
+        <w:t xml:space="preserve">In relation to the equation 2^(n) for the number of processed possibilities </w:t>
+      </w:r>
+      <w:r>
+        <w:t>in regard to</w:t>
+      </w:r>
+      <w:r>
+        <w:t xml:space="preserve"> the number of qubit’s ‘n’, we can determine that a process requires the square root of the number of required iterations for a classical computer to compute the came problem.</w:t>
+      </w:r>
+    </w:p>
+    <w:p>
+      <w:pPr>
+        <w:pStyle w:val="ListParagraph"/>
+        <w:numPr>
+          <w:ilvl w:val="0"/>
+          <w:numId w:val="1"/>
+        </w:numPr>
+      </w:pPr>
+      <w:r>
+        <w:t>Qubits are very sensitive to physical properties in the world that could affect the quantum state of a qubit:</w:t>
+      </w:r>
+      <w:r>
+        <w:br/>
+      </w:r>
+    </w:p>
+    <w:p>
+      <w:pPr>
+        <w:pStyle w:val="ListParagraph"/>
+        <w:numPr>
+          <w:ilvl w:val="1"/>
+          <w:numId w:val="1"/>
+        </w:numPr>
+      </w:pPr>
+      <w:r>
+        <w:t>Fluctuation in current</w:t>
+      </w:r>
+    </w:p>
+    <w:p>
+      <w:pPr>
+        <w:pStyle w:val="ListParagraph"/>
+        <w:numPr>
+          <w:ilvl w:val="1"/>
+          <w:numId w:val="1"/>
+        </w:numPr>
+      </w:pPr>
+      <w:r>
+        <w:t>Fluctuation in temperatures</w:t>
+      </w:r>
+    </w:p>
+    <w:p>
+      <w:pPr>
+        <w:pStyle w:val="ListParagraph"/>
+        <w:numPr>
+          <w:ilvl w:val="1"/>
+          <w:numId w:val="1"/>
+        </w:numPr>
+      </w:pPr>
+      <w:r>
+        <w:t>Amount of light</w:t>
+      </w:r>
+    </w:p>
+    <w:p>
+      <w:pPr>
+        <w:pStyle w:val="ListParagraph"/>
+        <w:numPr>
+          <w:ilvl w:val="1"/>
+          <w:numId w:val="1"/>
+        </w:numPr>
+      </w:pPr>
+      <w:r>
+        <w:t>Vibrations</w:t>
+      </w:r>
+    </w:p>
+    <w:p>
+      <w:pPr>
+        <w:pStyle w:val="ListParagraph"/>
+        <w:numPr>
+          <w:ilvl w:val="1"/>
+          <w:numId w:val="1"/>
+        </w:numPr>
+      </w:pPr>
+      <w:r>
+        <w:t>etc.</w:t>
+      </w:r>
+      <w:r>
+        <w:br/>
+      </w:r>
+    </w:p>
+    <w:p>
+      <w:pPr>
+        <w:pStyle w:val="ListParagraph"/>
+        <w:numPr>
+          <w:ilvl w:val="0"/>
+          <w:numId w:val="1"/>
+        </w:numPr>
+      </w:pPr>
+      <w:r>
+        <w:t>There are many ways to form a qubit (e.g., atoms, ions (imbalanced number of electrons for a given atom or molecule), electrons, photons)</w:t>
+      </w:r>
+    </w:p>
+    <w:p>
+      <w:pPr>
+        <w:pStyle w:val="ListParagraph"/>
+        <w:numPr>
+          <w:ilvl w:val="0"/>
+          <w:numId w:val="1"/>
+        </w:numPr>
+      </w:pPr>
+      <w:r>
+        <w:t xml:space="preserve">The time an individual qubit remains stable is called the “coherence time” (ranges from microseconds to minutes </w:t>
+      </w:r>
+      <w:r>
+        <w:t>depending on</w:t>
+      </w:r>
+      <w:r>
+        <w:t xml:space="preserve"> qubit used.</w:t>
+      </w:r>
+    </w:p>
+    <w:p>
+      <w:pPr>
+        <w:pStyle w:val="ListParagraph"/>
+        <w:numPr>
+          <w:ilvl w:val="0"/>
+          <w:numId w:val="1"/>
+        </w:numPr>
+      </w:pPr>
+      <w:r>
+        <w:t>Quantum entanglement is used for error checking as it infers the properties of another entangled qubit. This acts as a measurable redundancy system.</w:t>
+      </w:r>
+    </w:p>
+    <w:p>
+      <w:pPr>
+        <w:pStyle w:val="ListParagraph"/>
+        <w:numPr>
+          <w:ilvl w:val="0"/>
+          <w:numId w:val="1"/>
+        </w:numPr>
+      </w:pPr>
+      <w:r>
+        <w:t>Logical qubits are a better metric to determine a quantum computer’s performance rather than the number of qubits</w:t>
+      </w:r>
+    </w:p>
+    <w:p>
+      <w:pPr>
+        <w:pStyle w:val="ListParagraph"/>
+        <w:numPr>
+          <w:ilvl w:val="0"/>
+          <w:numId w:val="1"/>
+        </w:numPr>
+      </w:pPr>
+      <w:r>
+        <w:t xml:space="preserve">All quantum experiments are a race against time because </w:t>
+      </w:r>
+      <w:r>
+        <w:t>noise will overcome error correcting systems.</w:t>
+      </w:r>
+    </w:p>
+    <w:p>
+      <w:pPr>
+        <w:pStyle w:val="ListParagraph"/>
+        <w:numPr>
+          <w:ilvl w:val="0"/>
+          <w:numId w:val="1"/>
+        </w:numPr>
+      </w:pPr>
+      <w:r>
+        <w:t>The current state of quantum computer is realistically 15-20 years from being useful.</w:t>
+      </w:r>
+    </w:p>
+    <w:p>
+      <w:pPr>
+        <w:pStyle w:val="ListParagraph"/>
+        <w:numPr>
+          <w:ilvl w:val="0"/>
+          <w:numId w:val="1"/>
+        </w:numPr>
+      </w:pPr>
+      <w:r>
+        <w:t>More companies are joining in researching quantum computations which are compared to Microsoft’s roadmap</w:t>
+      </w:r>
+    </w:p>
+    <w:p>
+      <w:pPr>
+        <w:pStyle w:val="ListParagraph"/>
+        <w:numPr>
+          <w:ilvl w:val="0"/>
+          <w:numId w:val="1"/>
+        </w:numPr>
+      </w:pPr>
+      <w:r>
+        <w:t>There is a discrepancy between the number of jobs there are in the quantum field</w:t>
+      </w:r>
+      <w:r>
+        <w:t xml:space="preserve"> </w:t>
+      </w:r>
+      <w:r>
+        <w:t>and the number of qualified experts.</w:t>
+      </w:r>
+    </w:p>
+    <w:p>
+      <w:pPr>
+        <w:pStyle w:val="ListParagraph"/>
+        <w:numPr>
+          <w:ilvl w:val="0"/>
+          <w:numId w:val="1"/>
+        </w:numPr>
+      </w:pPr>
+      <w:r>
+        <w:t>There are not enough cross-disciplinary people in the quantum workforce, so they tend to not be fully qualified.</w:t>
+      </w:r>
+    </w:p>
+    <w:p>
+      <w:pPr>
+        <w:pStyle w:val="ListParagraph"/>
+        <w:numPr>
+          <w:ilvl w:val="0"/>
+          <w:numId w:val="1"/>
+        </w:numPr>
+      </w:pPr>
+      <w:r>
+        <w:lastRenderedPageBreak/>
+        <w:t>They are attempting to make quantum science more accessible:</w:t>
+      </w:r>
+      <w:r>
+        <w:br/>
+      </w:r>
+    </w:p>
+    <w:p>
+      <w:pPr>
+        <w:pStyle w:val="ListParagraph"/>
+        <w:numPr>
+          <w:ilvl w:val="1"/>
+          <w:numId w:val="1"/>
+        </w:numPr>
+      </w:pPr>
+      <w:r>
+        <w:t>“T</w:t>
+      </w:r>
+      <w:r>
+        <w:t>he NSTC strategy encourages academic institutions to reduce the barriers to entry, including the creation of multidisciplinary programs that partner with government agencies and industry to broaden exposure to quantum science.</w:t>
+      </w:r>
+      <w:r>
+        <w:t>”</w:t>
+      </w:r>
+      <w:r>
+        <w:br/>
+      </w:r>
+    </w:p>
+    <w:p>
+      <w:pPr>
+        <w:pStyle w:val="ListParagraph"/>
+        <w:numPr>
+          <w:ilvl w:val="0"/>
+          <w:numId w:val="1"/>
+        </w:numPr>
+      </w:pPr>
+      <w:r>
+        <w:t>Not everyone needs physics Ph.D. level mathematical knowledge to benefit from conceptual understandings of quantum mechanics so supplement their field.</w:t>
+      </w:r>
+      <w:r>
+        <w:br/>
+      </w:r>
+    </w:p>
+    <w:p>
+      <w:pPr>
+        <w:pStyle w:val="ListParagraph"/>
+        <w:numPr>
+          <w:ilvl w:val="0"/>
+          <w:numId w:val="1"/>
+        </w:numPr>
+      </w:pPr>
+      <w:r>
+        <w:t>Quantum mechanics is incorporated into sensors:</w:t>
+      </w:r>
+      <w:r>
+        <w:br/>
+      </w:r>
+    </w:p>
+    <w:p>
+      <w:pPr>
+        <w:pStyle w:val="ListParagraph"/>
+        <w:numPr>
+          <w:ilvl w:val="1"/>
+          <w:numId w:val="1"/>
+        </w:numPr>
+      </w:pPr>
+      <w:r>
+        <w:t xml:space="preserve">Atomic clocks by </w:t>
+      </w:r>
+      <w:r>
+        <w:t>measuring light</w:t>
+      </w:r>
+      <w:r>
+        <w:t>(photons)</w:t>
+      </w:r>
+      <w:r>
+        <w:t xml:space="preserve"> emitted from electrons in a cesium atom.</w:t>
+      </w:r>
+      <w:r>
+        <w:br/>
+      </w:r>
+    </w:p>
+    <w:p>
+      <w:pPr>
+        <w:pStyle w:val="ListParagraph"/>
+        <w:numPr>
+          <w:ilvl w:val="0"/>
+          <w:numId w:val="1"/>
+        </w:numPr>
+      </w:pPr>
+      <w:r>
+        <w:t>The U.S. government is investing in companies to develop more sensor base quantum technologies to measure</w:t>
+      </w:r>
+      <w:r>
+        <w:t>:</w:t>
+      </w:r>
+      <w:r>
+        <w:br/>
+      </w:r>
+    </w:p>
+    <w:p>
+      <w:pPr>
+        <w:pStyle w:val="ListParagraph"/>
+        <w:numPr>
+          <w:ilvl w:val="1"/>
+          <w:numId w:val="1"/>
+        </w:numPr>
+      </w:pPr>
+      <w:r>
+        <w:t>“ultra-sensitive magnetic and gravitational field sensors and quantum inertial (gravitational) sensors</w:t>
+      </w:r>
+      <w:r>
+        <w:t>”.</w:t>
+      </w:r>
+    </w:p>
+    <w:p>
+      <w:pPr>
+        <w:pStyle w:val="ListParagraph"/>
+        <w:numPr>
+          <w:ilvl w:val="1"/>
+          <w:numId w:val="1"/>
+        </w:numPr>
+      </w:pPr>
+      <w:r>
+        <w:t xml:space="preserve">A gyroscope constantly spinning while emitting a laser can be intercepted by lasers at specific angles. From there the computer can infer its direction by computing the collected data from the light sensors </w:t>
+      </w:r>
+      <w:r>
+        <w:t>in regard to</w:t>
+      </w:r>
+      <w:r>
+        <w:t xml:space="preserve"> inertia (gravity)</w:t>
+      </w:r>
+      <w:r>
+        <w:t>.</w:t>
+      </w:r>
+      <w:r>
+        <w:br/>
+      </w:r>
+    </w:p>
+    <w:p>
+      <w:pPr>
+        <w:pStyle w:val="ListParagraph"/>
+        <w:numPr>
+          <w:ilvl w:val="0"/>
+          <w:numId w:val="1"/>
+        </w:numPr>
+      </w:pPr>
+      <w:r>
+        <w:t>Quantum computing creates a risk for our current cryptographic systems:</w:t>
+      </w:r>
+      <w:r>
+        <w:br/>
+      </w:r>
+    </w:p>
+    <w:p>
+      <w:pPr>
+        <w:pStyle w:val="ListParagraph"/>
+        <w:numPr>
+          <w:ilvl w:val="1"/>
+          <w:numId w:val="1"/>
+        </w:numPr>
+      </w:pPr>
+      <w:r>
+        <w:t xml:space="preserve">If quantum computing could potentially process more data than any classical computers could. </w:t>
+      </w:r>
+      <w:r>
+        <w:br/>
+      </w:r>
+    </w:p>
+    <w:p>
+      <w:pPr>
+        <w:pStyle w:val="ListParagraph"/>
+        <w:numPr>
+          <w:ilvl w:val="0"/>
+          <w:numId w:val="1"/>
+        </w:numPr>
+      </w:pPr>
+      <w:r>
+        <w:t>Currently the leading computational technology is not necessarily quantum computing, but rather artificial intelligence (AI):</w:t>
+      </w:r>
+      <w:r>
+        <w:br/>
+      </w:r>
+    </w:p>
+    <w:p>
+      <w:pPr>
+        <w:pStyle w:val="ListParagraph"/>
+        <w:numPr>
+          <w:ilvl w:val="1"/>
+          <w:numId w:val="1"/>
+        </w:numPr>
+      </w:pPr>
+      <w:r>
+        <w:t>“</w:t>
+      </w:r>
+      <w:r>
+        <w:t>AI model AlphaFold 2, which predicts the three-dimensional structure of proteins based on the amino acid sequence</w:t>
+      </w:r>
+      <w:r>
+        <w:t>”</w:t>
+      </w:r>
+      <w:r>
+        <w:br/>
+      </w:r>
+    </w:p>
+    <w:p>
+      <w:pPr>
+        <w:pStyle w:val="ListParagraph"/>
+        <w:numPr>
+          <w:ilvl w:val="0"/>
+          <w:numId w:val="1"/>
+        </w:numPr>
+      </w:pPr>
+      <w:r>
+        <w:t>This suggests that we are approaching staffing Quantum based roles ineffectively, and that current cutting-edge technologies in classical computing might offer more mediate usefulness for humanity.</w:t>
+      </w:r>
+    </w:p>
+    <w:p>
+      <w:pPr>
+        <w:pStyle w:val="ListParagraph"/>
+        <w:numPr>
+          <w:ilvl w:val="0"/>
+          <w:numId w:val="1"/>
+        </w:numPr>
+      </w:pPr>
+      <w:r>
+        <w:t xml:space="preserve">Personal </w:t>
+      </w:r>
+      <w:r>
+        <w:t>Question: Will AI help us design quantum algorithms to solve larger problems?</w:t>
+      </w:r>
+    </w:p>
+    <w:p>
+      <w:pPr>
+        <w:pStyle w:val="ListParagraph"/>
+        <w:numPr>
+          <w:ilvl w:val="0"/>
+          <w:numId w:val="1"/>
+        </w:numPr>
+      </w:pPr>
+      <w:r>
+        <w:t xml:space="preserve">Quantum computing is based on a theory, so consequently there </w:t>
+      </w:r>
+      <w:r>
+        <w:t>are</w:t>
+      </w:r>
+      <w:r>
+        <w:t xml:space="preserve"> innate risks in scaling such a system.</w:t>
+      </w:r>
     </w:p>
     <w:sectPr>
+      <w:headerReference w:type="even" r:id="rId8"/>
+      <w:headerReference w:type="default" r:id="rId9"/>
+      <w:footerReference w:type="even" r:id="rId10"/>
+      <w:footerReference w:type="default" r:id="rId11"/>
+      <w:headerReference w:type="first" r:id="rId12"/>
+      <w:footerReference w:type="first" r:id="rId13"/>
       <w:pgSz w:w="12240" w:h="15840"/>
       <w:pgMar w:top="1440" w:right="1440" w:bottom="1440" w:left="1440" w:header="708" w:footer="708" w:gutter="0"/>
       <w:cols w:space="708"/>
@@ -371,9 +1393,216 @@
 </w:document>
 </file>
 
+<file path=word/endnotes.xml><?xml version="1.0" encoding="utf-8"?>
+<w:endnotes xmlns:wpc="http://schemas.microsoft.com/office/word/2010/wordprocessingCanvas" xmlns:cx="http://schemas.microsoft.com/office/drawing/2014/chartex" xmlns:cx1="http://schemas.microsoft.com/office/drawing/2015/9/8/chartex" xmlns:cx2="http://schemas.microsoft.com/office/drawing/2015/10/21/chartex" xmlns:cx3="http://schemas.microsoft.com/office/drawing/2016/5/9/chartex" xmlns:cx4="http://schemas.microsoft.com/office/drawing/2016/5/10/chartex" xmlns:cx5="http://schemas.microsoft.com/office/drawing/2016/5/11/chartex" xmlns:cx6="http://schemas.microsoft.com/office/drawing/2016/5/12/chartex" xmlns:cx7="http://schemas.microsoft.com/office/drawing/2016/5/13/chartex" xmlns:cx8="http://schemas.microsoft.com/office/drawing/2016/5/14/chartex" xmlns:mc="http://schemas.openxmlformats.org/markup-compatibility/2006" xmlns:aink="http://schemas.microsoft.com/office/drawing/2016/ink" xmlns:am3d="http://schemas.microsoft.com/office/drawing/2017/model3d" xmlns:o="urn:schemas-microsoft-com:office:office" xmlns:oel="http://schemas.microsoft.com/office/2019/extlst" xmlns:r="http://schemas.openxmlformats.org/officeDocument/2006/relationships" xmlns:m="http://schemas.openxmlformats.org/officeDocument/2006/math" xmlns:v="urn:schemas-microsoft-com:vml" xmlns:wp14="http://schemas.microsoft.com/office/word/2010/wordprocessingDrawing" xmlns:wp="http://schemas.openxmlformats.org/drawingml/2006/wordprocessingDrawing" xmlns:w10="urn:schemas-microsoft-com:office:word" xmlns:w="http://schemas.openxmlformats.org/wordprocessingml/2006/main" xmlns:w14="http://schemas.microsoft.com/office/word/2010/wordml" xmlns:w15="http://schemas.microsoft.com/office/word/2012/wordml" xmlns:w16cex="http://schemas.microsoft.com/office/word/2018/wordml/cex" xmlns:w16cid="http://schemas.microsoft.com/office/word/2016/wordml/cid" xmlns:w16="http://schemas.microsoft.com/office/word/2018/wordml" xmlns:w16du="http://schemas.microsoft.com/office/word/2023/wordml/word16du" xmlns:w16sdtdh="http://schemas.microsoft.com/office/word/2020/wordml/sdtdatahash" xmlns:w16sdtfl="http://schemas.microsoft.com/office/word/2024/wordml/sdtformatlock" xmlns:w16se="http://schemas.microsoft.com/office/word/2015/wordml/symex" xmlns:wpg="http://schemas.microsoft.com/office/word/2010/wordprocessingGroup" xmlns:wpi="http://schemas.microsoft.com/office/word/2010/wordprocessingInk" xmlns:wne="http://schemas.microsoft.com/office/word/2006/wordml" xmlns:wps="http://schemas.microsoft.com/office/word/2010/wordprocessingShape" mc:Ignorable="w14 w15 w16se w16cid w16 w16cex w16sdtdh w16sdtfl w16du wp14">
+  <w:endnote w:type="separator" w:id="-1">
+    <w:p>
+      <w:pPr>
+        <w:spacing w:after="0" w:line="240" w:lineRule="auto"/>
+      </w:pPr>
+      <w:r>
+        <w:separator/>
+      </w:r>
+    </w:p>
+  </w:endnote>
+  <w:endnote w:type="continuationSeparator" w:id="0">
+    <w:p>
+      <w:pPr>
+        <w:spacing w:after="0" w:line="240" w:lineRule="auto"/>
+      </w:pPr>
+      <w:r>
+        <w:continuationSeparator/>
+      </w:r>
+    </w:p>
+  </w:endnote>
+</w:endnotes>
+</file>
+
+<file path=word/footer1.xml><?xml version="1.0" encoding="utf-8"?>
+<w:ftr xmlns:wpc="http://schemas.microsoft.com/office/word/2010/wordprocessingCanvas" xmlns:cx="http://schemas.microsoft.com/office/drawing/2014/chartex" xmlns:cx1="http://schemas.microsoft.com/office/drawing/2015/9/8/chartex" xmlns:cx2="http://schemas.microsoft.com/office/drawing/2015/10/21/chartex" xmlns:cx3="http://schemas.microsoft.com/office/drawing/2016/5/9/chartex" xmlns:cx4="http://schemas.microsoft.com/office/drawing/2016/5/10/chartex" xmlns:cx5="http://schemas.microsoft.com/office/drawing/2016/5/11/chartex" xmlns:cx6="http://schemas.microsoft.com/office/drawing/2016/5/12/chartex" xmlns:cx7="http://schemas.microsoft.com/office/drawing/2016/5/13/chartex" xmlns:cx8="http://schemas.microsoft.com/office/drawing/2016/5/14/chartex" xmlns:mc="http://schemas.openxmlformats.org/markup-compatibility/2006" xmlns:aink="http://schemas.microsoft.com/office/drawing/2016/ink" xmlns:am3d="http://schemas.microsoft.com/office/drawing/2017/model3d" xmlns:o="urn:schemas-microsoft-com:office:office" xmlns:oel="http://schemas.microsoft.com/office/2019/extlst" xmlns:r="http://schemas.openxmlformats.org/officeDocument/2006/relationships" xmlns:m="http://schemas.openxmlformats.org/officeDocument/2006/math" xmlns:v="urn:schemas-microsoft-com:vml" xmlns:wp14="http://schemas.microsoft.com/office/word/2010/wordprocessingDrawing" xmlns:wp="http://schemas.openxmlformats.org/drawingml/2006/wordprocessingDrawing" xmlns:w10="urn:schemas-microsoft-com:office:word" xmlns:w="http://schemas.openxmlformats.org/wordprocessingml/2006/main" xmlns:w14="http://schemas.microsoft.com/office/word/2010/wordml" xmlns:w15="http://schemas.microsoft.com/office/word/2012/wordml" xmlns:w16cex="http://schemas.microsoft.com/office/word/2018/wordml/cex" xmlns:w16cid="http://schemas.microsoft.com/office/word/2016/wordml/cid" xmlns:w16="http://schemas.microsoft.com/office/word/2018/wordml" xmlns:w16du="http://schemas.microsoft.com/office/word/2023/wordml/word16du" xmlns:w16sdtdh="http://schemas.microsoft.com/office/word/2020/wordml/sdtdatahash" xmlns:w16sdtfl="http://schemas.microsoft.com/office/word/2024/wordml/sdtformatlock" xmlns:w16se="http://schemas.microsoft.com/office/word/2015/wordml/symex" xmlns:wpg="http://schemas.microsoft.com/office/word/2010/wordprocessingGroup" xmlns:wpi="http://schemas.microsoft.com/office/word/2010/wordprocessingInk" xmlns:wne="http://schemas.microsoft.com/office/word/2006/wordml" xmlns:wps="http://schemas.microsoft.com/office/word/2010/wordprocessingShape" mc:Ignorable="w14 w15 w16se w16cid w16 w16cex w16sdtdh w16sdtfl w16du wp14">
+  <w:p>
+    <w:pPr>
+      <w:pStyle w:val="Footer"/>
+    </w:pPr>
+  </w:p>
+</w:ftr>
+</file>
+
+<file path=word/footer2.xml><?xml version="1.0" encoding="utf-8"?>
+<w:ftr xmlns:wpc="http://schemas.microsoft.com/office/word/2010/wordprocessingCanvas" xmlns:cx="http://schemas.microsoft.com/office/drawing/2014/chartex" xmlns:cx1="http://schemas.microsoft.com/office/drawing/2015/9/8/chartex" xmlns:cx2="http://schemas.microsoft.com/office/drawing/2015/10/21/chartex" xmlns:cx3="http://schemas.microsoft.com/office/drawing/2016/5/9/chartex" xmlns:cx4="http://schemas.microsoft.com/office/drawing/2016/5/10/chartex" xmlns:cx5="http://schemas.microsoft.com/office/drawing/2016/5/11/chartex" xmlns:cx6="http://schemas.microsoft.com/office/drawing/2016/5/12/chartex" xmlns:cx7="http://schemas.microsoft.com/office/drawing/2016/5/13/chartex" xmlns:cx8="http://schemas.microsoft.com/office/drawing/2016/5/14/chartex" xmlns:mc="http://schemas.openxmlformats.org/markup-compatibility/2006" xmlns:aink="http://schemas.microsoft.com/office/drawing/2016/ink" xmlns:am3d="http://schemas.microsoft.com/office/drawing/2017/model3d" xmlns:o="urn:schemas-microsoft-com:office:office" xmlns:oel="http://schemas.microsoft.com/office/2019/extlst" xmlns:r="http://schemas.openxmlformats.org/officeDocument/2006/relationships" xmlns:m="http://schemas.openxmlformats.org/officeDocument/2006/math" xmlns:v="urn:schemas-microsoft-com:vml" xmlns:wp14="http://schemas.microsoft.com/office/word/2010/wordprocessingDrawing" xmlns:wp="http://schemas.openxmlformats.org/drawingml/2006/wordprocessingDrawing" xmlns:w10="urn:schemas-microsoft-com:office:word" xmlns:w="http://schemas.openxmlformats.org/wordprocessingml/2006/main" xmlns:w14="http://schemas.microsoft.com/office/word/2010/wordml" xmlns:w15="http://schemas.microsoft.com/office/word/2012/wordml" xmlns:w16cex="http://schemas.microsoft.com/office/word/2018/wordml/cex" xmlns:w16cid="http://schemas.microsoft.com/office/word/2016/wordml/cid" xmlns:w16="http://schemas.microsoft.com/office/word/2018/wordml" xmlns:w16du="http://schemas.microsoft.com/office/word/2023/wordml/word16du" xmlns:w16sdtdh="http://schemas.microsoft.com/office/word/2020/wordml/sdtdatahash" xmlns:w16sdtfl="http://schemas.microsoft.com/office/word/2024/wordml/sdtformatlock" xmlns:w16se="http://schemas.microsoft.com/office/word/2015/wordml/symex" xmlns:wpg="http://schemas.microsoft.com/office/word/2010/wordprocessingGroup" xmlns:wpi="http://schemas.microsoft.com/office/word/2010/wordprocessingInk" xmlns:wne="http://schemas.microsoft.com/office/word/2006/wordml" xmlns:wps="http://schemas.microsoft.com/office/word/2010/wordprocessingShape" mc:Ignorable="w14 w15 w16se w16cid w16 w16cex w16sdtdh w16sdtfl w16du wp14">
+  <w:p>
+    <w:pPr>
+      <w:pStyle w:val="Footer"/>
+    </w:pPr>
+  </w:p>
+</w:ftr>
+</file>
+
+<file path=word/footer3.xml><?xml version="1.0" encoding="utf-8"?>
+<w:ftr xmlns:wpc="http://schemas.microsoft.com/office/word/2010/wordprocessingCanvas" xmlns:cx="http://schemas.microsoft.com/office/drawing/2014/chartex" xmlns:cx1="http://schemas.microsoft.com/office/drawing/2015/9/8/chartex" xmlns:cx2="http://schemas.microsoft.com/office/drawing/2015/10/21/chartex" xmlns:cx3="http://schemas.microsoft.com/office/drawing/2016/5/9/chartex" xmlns:cx4="http://schemas.microsoft.com/office/drawing/2016/5/10/chartex" xmlns:cx5="http://schemas.microsoft.com/office/drawing/2016/5/11/chartex" xmlns:cx6="http://schemas.microsoft.com/office/drawing/2016/5/12/chartex" xmlns:cx7="http://schemas.microsoft.com/office/drawing/2016/5/13/chartex" xmlns:cx8="http://schemas.microsoft.com/office/drawing/2016/5/14/chartex" xmlns:mc="http://schemas.openxmlformats.org/markup-compatibility/2006" xmlns:aink="http://schemas.microsoft.com/office/drawing/2016/ink" xmlns:am3d="http://schemas.microsoft.com/office/drawing/2017/model3d" xmlns:o="urn:schemas-microsoft-com:office:office" xmlns:oel="http://schemas.microsoft.com/office/2019/extlst" xmlns:r="http://schemas.openxmlformats.org/officeDocument/2006/relationships" xmlns:m="http://schemas.openxmlformats.org/officeDocument/2006/math" xmlns:v="urn:schemas-microsoft-com:vml" xmlns:wp14="http://schemas.microsoft.com/office/word/2010/wordprocessingDrawing" xmlns:wp="http://schemas.openxmlformats.org/drawingml/2006/wordprocessingDrawing" xmlns:w10="urn:schemas-microsoft-com:office:word" xmlns:w="http://schemas.openxmlformats.org/wordprocessingml/2006/main" xmlns:w14="http://schemas.microsoft.com/office/word/2010/wordml" xmlns:w15="http://schemas.microsoft.com/office/word/2012/wordml" xmlns:w16cex="http://schemas.microsoft.com/office/word/2018/wordml/cex" xmlns:w16cid="http://schemas.microsoft.com/office/word/2016/wordml/cid" xmlns:w16="http://schemas.microsoft.com/office/word/2018/wordml" xmlns:w16du="http://schemas.microsoft.com/office/word/2023/wordml/word16du" xmlns:w16sdtdh="http://schemas.microsoft.com/office/word/2020/wordml/sdtdatahash" xmlns:w16sdtfl="http://schemas.microsoft.com/office/word/2024/wordml/sdtformatlock" xmlns:w16se="http://schemas.microsoft.com/office/word/2015/wordml/symex" xmlns:wpg="http://schemas.microsoft.com/office/word/2010/wordprocessingGroup" xmlns:wpi="http://schemas.microsoft.com/office/word/2010/wordprocessingInk" xmlns:wne="http://schemas.microsoft.com/office/word/2006/wordml" xmlns:wps="http://schemas.microsoft.com/office/word/2010/wordprocessingShape" mc:Ignorable="w14 w15 w16se w16cid w16 w16cex w16sdtdh w16sdtfl w16du wp14">
+  <w:p>
+    <w:pPr>
+      <w:pStyle w:val="Footer"/>
+    </w:pPr>
+  </w:p>
+</w:ftr>
+</file>
+
+<file path=word/footnotes.xml><?xml version="1.0" encoding="utf-8"?>
+<w:footnotes xmlns:wpc="http://schemas.microsoft.com/office/word/2010/wordprocessingCanvas" xmlns:cx="http://schemas.microsoft.com/office/drawing/2014/chartex" xmlns:cx1="http://schemas.microsoft.com/office/drawing/2015/9/8/chartex" xmlns:cx2="http://schemas.microsoft.com/office/drawing/2015/10/21/chartex" xmlns:cx3="http://schemas.microsoft.com/office/drawing/2016/5/9/chartex" xmlns:cx4="http://schemas.microsoft.com/office/drawing/2016/5/10/chartex" xmlns:cx5="http://schemas.microsoft.com/office/drawing/2016/5/11/chartex" xmlns:cx6="http://schemas.microsoft.com/office/drawing/2016/5/12/chartex" xmlns:cx7="http://schemas.microsoft.com/office/drawing/2016/5/13/chartex" xmlns:cx8="http://schemas.microsoft.com/office/drawing/2016/5/14/chartex" xmlns:mc="http://schemas.openxmlformats.org/markup-compatibility/2006" xmlns:aink="http://schemas.microsoft.com/office/drawing/2016/ink" xmlns:am3d="http://schemas.microsoft.com/office/drawing/2017/model3d" xmlns:o="urn:schemas-microsoft-com:office:office" xmlns:oel="http://schemas.microsoft.com/office/2019/extlst" xmlns:r="http://schemas.openxmlformats.org/officeDocument/2006/relationships" xmlns:m="http://schemas.openxmlformats.org/officeDocument/2006/math" xmlns:v="urn:schemas-microsoft-com:vml" xmlns:wp14="http://schemas.microsoft.com/office/word/2010/wordprocessingDrawing" xmlns:wp="http://schemas.openxmlformats.org/drawingml/2006/wordprocessingDrawing" xmlns:w10="urn:schemas-microsoft-com:office:word" xmlns:w="http://schemas.openxmlformats.org/wordprocessingml/2006/main" xmlns:w14="http://schemas.microsoft.com/office/word/2010/wordml" xmlns:w15="http://schemas.microsoft.com/office/word/2012/wordml" xmlns:w16cex="http://schemas.microsoft.com/office/word/2018/wordml/cex" xmlns:w16cid="http://schemas.microsoft.com/office/word/2016/wordml/cid" xmlns:w16="http://schemas.microsoft.com/office/word/2018/wordml" xmlns:w16du="http://schemas.microsoft.com/office/word/2023/wordml/word16du" xmlns:w16sdtdh="http://schemas.microsoft.com/office/word/2020/wordml/sdtdatahash" xmlns:w16sdtfl="http://schemas.microsoft.com/office/word/2024/wordml/sdtformatlock" xmlns:w16se="http://schemas.microsoft.com/office/word/2015/wordml/symex" xmlns:wpg="http://schemas.microsoft.com/office/word/2010/wordprocessingGroup" xmlns:wpi="http://schemas.microsoft.com/office/word/2010/wordprocessingInk" xmlns:wne="http://schemas.microsoft.com/office/word/2006/wordml" xmlns:wps="http://schemas.microsoft.com/office/word/2010/wordprocessingShape" mc:Ignorable="w14 w15 w16se w16cid w16 w16cex w16sdtdh w16sdtfl w16du wp14">
+  <w:footnote w:type="separator" w:id="-1">
+    <w:p>
+      <w:pPr>
+        <w:spacing w:after="0" w:line="240" w:lineRule="auto"/>
+      </w:pPr>
+      <w:r>
+        <w:separator/>
+      </w:r>
+    </w:p>
+  </w:footnote>
+  <w:footnote w:type="continuationSeparator" w:id="0">
+    <w:p>
+      <w:pPr>
+        <w:spacing w:after="0" w:line="240" w:lineRule="auto"/>
+      </w:pPr>
+      <w:r>
+        <w:continuationSeparator/>
+      </w:r>
+    </w:p>
+  </w:footnote>
+</w:footnotes>
+</file>
+
+<file path=word/header1.xml><?xml version="1.0" encoding="utf-8"?>
+<w:hdr xmlns:wpc="http://schemas.microsoft.com/office/word/2010/wordprocessingCanvas" xmlns:cx="http://schemas.microsoft.com/office/drawing/2014/chartex" xmlns:cx1="http://schemas.microsoft.com/office/drawing/2015/9/8/chartex" xmlns:cx2="http://schemas.microsoft.com/office/drawing/2015/10/21/chartex" xmlns:cx3="http://schemas.microsoft.com/office/drawing/2016/5/9/chartex" xmlns:cx4="http://schemas.microsoft.com/office/drawing/2016/5/10/chartex" xmlns:cx5="http://schemas.microsoft.com/office/drawing/2016/5/11/chartex" xmlns:cx6="http://schemas.microsoft.com/office/drawing/2016/5/12/chartex" xmlns:cx7="http://schemas.microsoft.com/office/drawing/2016/5/13/chartex" xmlns:cx8="http://schemas.microsoft.com/office/drawing/2016/5/14/chartex" xmlns:mc="http://schemas.openxmlformats.org/markup-compatibility/2006" xmlns:aink="http://schemas.microsoft.com/office/drawing/2016/ink" xmlns:am3d="http://schemas.microsoft.com/office/drawing/2017/model3d" xmlns:o="urn:schemas-microsoft-com:office:office" xmlns:oel="http://schemas.microsoft.com/office/2019/extlst" xmlns:r="http://schemas.openxmlformats.org/officeDocument/2006/relationships" xmlns:m="http://schemas.openxmlformats.org/officeDocument/2006/math" xmlns:v="urn:schemas-microsoft-com:vml" xmlns:wp14="http://schemas.microsoft.com/office/word/2010/wordprocessingDrawing" xmlns:wp="http://schemas.openxmlformats.org/drawingml/2006/wordprocessingDrawing" xmlns:w10="urn:schemas-microsoft-com:office:word" xmlns:w="http://schemas.openxmlformats.org/wordprocessingml/2006/main" xmlns:w14="http://schemas.microsoft.com/office/word/2010/wordml" xmlns:w15="http://schemas.microsoft.com/office/word/2012/wordml" xmlns:w16cex="http://schemas.microsoft.com/office/word/2018/wordml/cex" xmlns:w16cid="http://schemas.microsoft.com/office/word/2016/wordml/cid" xmlns:w16="http://schemas.microsoft.com/office/word/2018/wordml" xmlns:w16du="http://schemas.microsoft.com/office/word/2023/wordml/word16du" xmlns:w16sdtdh="http://schemas.microsoft.com/office/word/2020/wordml/sdtdatahash" xmlns:w16sdtfl="http://schemas.microsoft.com/office/word/2024/wordml/sdtformatlock" xmlns:w16se="http://schemas.microsoft.com/office/word/2015/wordml/symex" xmlns:wpg="http://schemas.microsoft.com/office/word/2010/wordprocessingGroup" xmlns:wpi="http://schemas.microsoft.com/office/word/2010/wordprocessingInk" xmlns:wne="http://schemas.microsoft.com/office/word/2006/wordml" xmlns:wps="http://schemas.microsoft.com/office/word/2010/wordprocessingShape" mc:Ignorable="w14 w15 w16se w16cid w16 w16cex w16sdtdh w16sdtfl w16du wp14">
+  <w:p>
+    <w:pPr>
+      <w:pStyle w:val="Header"/>
+    </w:pPr>
+  </w:p>
+</w:hdr>
+</file>
+
+<file path=word/header2.xml><?xml version="1.0" encoding="utf-8"?>
+<w:hdr xmlns:wpc="http://schemas.microsoft.com/office/word/2010/wordprocessingCanvas" xmlns:cx="http://schemas.microsoft.com/office/drawing/2014/chartex" xmlns:cx1="http://schemas.microsoft.com/office/drawing/2015/9/8/chartex" xmlns:cx2="http://schemas.microsoft.com/office/drawing/2015/10/21/chartex" xmlns:cx3="http://schemas.microsoft.com/office/drawing/2016/5/9/chartex" xmlns:cx4="http://schemas.microsoft.com/office/drawing/2016/5/10/chartex" xmlns:cx5="http://schemas.microsoft.com/office/drawing/2016/5/11/chartex" xmlns:cx6="http://schemas.microsoft.com/office/drawing/2016/5/12/chartex" xmlns:cx7="http://schemas.microsoft.com/office/drawing/2016/5/13/chartex" xmlns:cx8="http://schemas.microsoft.com/office/drawing/2016/5/14/chartex" xmlns:mc="http://schemas.openxmlformats.org/markup-compatibility/2006" xmlns:aink="http://schemas.microsoft.com/office/drawing/2016/ink" xmlns:am3d="http://schemas.microsoft.com/office/drawing/2017/model3d" xmlns:o="urn:schemas-microsoft-com:office:office" xmlns:oel="http://schemas.microsoft.com/office/2019/extlst" xmlns:r="http://schemas.openxmlformats.org/officeDocument/2006/relationships" xmlns:m="http://schemas.openxmlformats.org/officeDocument/2006/math" xmlns:v="urn:schemas-microsoft-com:vml" xmlns:wp14="http://schemas.microsoft.com/office/word/2010/wordprocessingDrawing" xmlns:wp="http://schemas.openxmlformats.org/drawingml/2006/wordprocessingDrawing" xmlns:w10="urn:schemas-microsoft-com:office:word" xmlns:w="http://schemas.openxmlformats.org/wordprocessingml/2006/main" xmlns:w14="http://schemas.microsoft.com/office/word/2010/wordml" xmlns:w15="http://schemas.microsoft.com/office/word/2012/wordml" xmlns:w16cex="http://schemas.microsoft.com/office/word/2018/wordml/cex" xmlns:w16cid="http://schemas.microsoft.com/office/word/2016/wordml/cid" xmlns:w16="http://schemas.microsoft.com/office/word/2018/wordml" xmlns:w16du="http://schemas.microsoft.com/office/word/2023/wordml/word16du" xmlns:w16sdtdh="http://schemas.microsoft.com/office/word/2020/wordml/sdtdatahash" xmlns:w16sdtfl="http://schemas.microsoft.com/office/word/2024/wordml/sdtformatlock" xmlns:w16se="http://schemas.microsoft.com/office/word/2015/wordml/symex" xmlns:wpg="http://schemas.microsoft.com/office/word/2010/wordprocessingGroup" xmlns:wpi="http://schemas.microsoft.com/office/word/2010/wordprocessingInk" xmlns:wne="http://schemas.microsoft.com/office/word/2006/wordml" xmlns:wps="http://schemas.microsoft.com/office/word/2010/wordprocessingShape" mc:Ignorable="w14 w15 w16se w16cid w16 w16cex w16sdtdh w16sdtfl w16du wp14">
+  <w:p>
+    <w:pPr>
+      <w:pStyle w:val="Header"/>
+      <w:jc w:val="right"/>
+    </w:pPr>
+    <w:r>
+      <w:t>By: Avery Vallee-Vezina</w:t>
+    </w:r>
+    <w:r>
+      <w:br/>
+      <w:t>Version: 1</w:t>
+    </w:r>
+  </w:p>
+</w:hdr>
+</file>
+
+<file path=word/header3.xml><?xml version="1.0" encoding="utf-8"?>
+<w:hdr xmlns:wpc="http://schemas.microsoft.com/office/word/2010/wordprocessingCanvas" xmlns:cx="http://schemas.microsoft.com/office/drawing/2014/chartex" xmlns:cx1="http://schemas.microsoft.com/office/drawing/2015/9/8/chartex" xmlns:cx2="http://schemas.microsoft.com/office/drawing/2015/10/21/chartex" xmlns:cx3="http://schemas.microsoft.com/office/drawing/2016/5/9/chartex" xmlns:cx4="http://schemas.microsoft.com/office/drawing/2016/5/10/chartex" xmlns:cx5="http://schemas.microsoft.com/office/drawing/2016/5/11/chartex" xmlns:cx6="http://schemas.microsoft.com/office/drawing/2016/5/12/chartex" xmlns:cx7="http://schemas.microsoft.com/office/drawing/2016/5/13/chartex" xmlns:cx8="http://schemas.microsoft.com/office/drawing/2016/5/14/chartex" xmlns:mc="http://schemas.openxmlformats.org/markup-compatibility/2006" xmlns:aink="http://schemas.microsoft.com/office/drawing/2016/ink" xmlns:am3d="http://schemas.microsoft.com/office/drawing/2017/model3d" xmlns:o="urn:schemas-microsoft-com:office:office" xmlns:oel="http://schemas.microsoft.com/office/2019/extlst" xmlns:r="http://schemas.openxmlformats.org/officeDocument/2006/relationships" xmlns:m="http://schemas.openxmlformats.org/officeDocument/2006/math" xmlns:v="urn:schemas-microsoft-com:vml" xmlns:wp14="http://schemas.microsoft.com/office/word/2010/wordprocessingDrawing" xmlns:wp="http://schemas.openxmlformats.org/drawingml/2006/wordprocessingDrawing" xmlns:w10="urn:schemas-microsoft-com:office:word" xmlns:w="http://schemas.openxmlformats.org/wordprocessingml/2006/main" xmlns:w14="http://schemas.microsoft.com/office/word/2010/wordml" xmlns:w15="http://schemas.microsoft.com/office/word/2012/wordml" xmlns:w16cex="http://schemas.microsoft.com/office/word/2018/wordml/cex" xmlns:w16cid="http://schemas.microsoft.com/office/word/2016/wordml/cid" xmlns:w16="http://schemas.microsoft.com/office/word/2018/wordml" xmlns:w16du="http://schemas.microsoft.com/office/word/2023/wordml/word16du" xmlns:w16sdtdh="http://schemas.microsoft.com/office/word/2020/wordml/sdtdatahash" xmlns:w16sdtfl="http://schemas.microsoft.com/office/word/2024/wordml/sdtformatlock" xmlns:w16se="http://schemas.microsoft.com/office/word/2015/wordml/symex" xmlns:wpg="http://schemas.microsoft.com/office/word/2010/wordprocessingGroup" xmlns:wpi="http://schemas.microsoft.com/office/word/2010/wordprocessingInk" xmlns:wne="http://schemas.microsoft.com/office/word/2006/wordml" xmlns:wps="http://schemas.microsoft.com/office/word/2010/wordprocessingShape" mc:Ignorable="w14 w15 w16se w16cid w16 w16cex w16sdtdh w16sdtfl w16du wp14">
+  <w:p>
+    <w:pPr>
+      <w:pStyle w:val="Header"/>
+    </w:pPr>
+  </w:p>
+</w:hdr>
+</file>
+
 <file path=word/numbering.xml><?xml version="1.0" encoding="utf-8"?>
 <w:numbering xmlns:wpc="http://schemas.microsoft.com/office/word/2010/wordprocessingCanvas" xmlns:cx="http://schemas.microsoft.com/office/drawing/2014/chartex" xmlns:cx1="http://schemas.microsoft.com/office/drawing/2015/9/8/chartex" xmlns:cx2="http://schemas.microsoft.com/office/drawing/2015/10/21/chartex" xmlns:cx3="http://schemas.microsoft.com/office/drawing/2016/5/9/chartex" xmlns:cx4="http://schemas.microsoft.com/office/drawing/2016/5/10/chartex" xmlns:cx5="http://schemas.microsoft.com/office/drawing/2016/5/11/chartex" xmlns:cx6="http://schemas.microsoft.com/office/drawing/2016/5/12/chartex" xmlns:cx7="http://schemas.microsoft.com/office/drawing/2016/5/13/chartex" xmlns:cx8="http://schemas.microsoft.com/office/drawing/2016/5/14/chartex" xmlns:mc="http://schemas.openxmlformats.org/markup-compatibility/2006" xmlns:aink="http://schemas.microsoft.com/office/drawing/2016/ink" xmlns:am3d="http://schemas.microsoft.com/office/drawing/2017/model3d" xmlns:o="urn:schemas-microsoft-com:office:office" xmlns:oel="http://schemas.microsoft.com/office/2019/extlst" xmlns:r="http://schemas.openxmlformats.org/officeDocument/2006/relationships" xmlns:m="http://schemas.openxmlformats.org/officeDocument/2006/math" xmlns:v="urn:schemas-microsoft-com:vml" xmlns:wp14="http://schemas.microsoft.com/office/word/2010/wordprocessingDrawing" xmlns:wp="http://schemas.openxmlformats.org/drawingml/2006/wordprocessingDrawing" xmlns:w10="urn:schemas-microsoft-com:office:word" xmlns:w="http://schemas.openxmlformats.org/wordprocessingml/2006/main" xmlns:w14="http://schemas.microsoft.com/office/word/2010/wordml" xmlns:w15="http://schemas.microsoft.com/office/word/2012/wordml" xmlns:w16cex="http://schemas.microsoft.com/office/word/2018/wordml/cex" xmlns:w16cid="http://schemas.microsoft.com/office/word/2016/wordml/cid" xmlns:w16="http://schemas.microsoft.com/office/word/2018/wordml" xmlns:w16du="http://schemas.microsoft.com/office/word/2023/wordml/word16du" xmlns:w16sdtdh="http://schemas.microsoft.com/office/word/2020/wordml/sdtdatahash" xmlns:w16sdtfl="http://schemas.microsoft.com/office/word/2024/wordml/sdtformatlock" xmlns:w16se="http://schemas.microsoft.com/office/word/2015/wordml/symex" xmlns:wpg="http://schemas.microsoft.com/office/word/2010/wordprocessingGroup" xmlns:wpi="http://schemas.microsoft.com/office/word/2010/wordprocessingInk" xmlns:wne="http://schemas.microsoft.com/office/word/2006/wordml" xmlns:wps="http://schemas.microsoft.com/office/word/2010/wordprocessingShape" mc:Ignorable="w14 w15 w16se w16cid w16 w16cex w16sdtdh w16sdtfl w16du wp14">
   <w:abstractNum w:abstractNumId="0" w15:restartNumberingAfterBreak="0">
+    <w:nsid w:val="37A75384"/>
+    <w:multiLevelType w:val="hybridMultilevel"/>
+    <w:tmpl w:val="1F3CB814"/>
+    <w:lvl w:ilvl="0" w:tplc="1009000F">
+      <w:start w:val="1"/>
+      <w:numFmt w:val="decimal"/>
+      <w:lvlText w:val="%1."/>
+      <w:lvlJc w:val="left"/>
+      <w:pPr>
+        <w:ind w:left="1800" w:hanging="360"/>
+      </w:pPr>
+      <w:rPr>
+        <w:rFonts w:hint="default"/>
+      </w:rPr>
+    </w:lvl>
+    <w:lvl w:ilvl="1" w:tplc="10090019" w:tentative="1">
+      <w:start w:val="1"/>
+      <w:numFmt w:val="lowerLetter"/>
+      <w:lvlText w:val="%2."/>
+      <w:lvlJc w:val="left"/>
+      <w:pPr>
+        <w:ind w:left="2520" w:hanging="360"/>
+      </w:pPr>
+    </w:lvl>
+    <w:lvl w:ilvl="2" w:tplc="1009001B" w:tentative="1">
+      <w:start w:val="1"/>
+      <w:numFmt w:val="lowerRoman"/>
+      <w:lvlText w:val="%3."/>
+      <w:lvlJc w:val="right"/>
+      <w:pPr>
+        <w:ind w:left="3240" w:hanging="180"/>
+      </w:pPr>
+    </w:lvl>
+    <w:lvl w:ilvl="3" w:tplc="1009000F" w:tentative="1">
+      <w:start w:val="1"/>
+      <w:numFmt w:val="decimal"/>
+      <w:lvlText w:val="%4."/>
+      <w:lvlJc w:val="left"/>
+      <w:pPr>
+        <w:ind w:left="3960" w:hanging="360"/>
+      </w:pPr>
+    </w:lvl>
+    <w:lvl w:ilvl="4" w:tplc="10090019" w:tentative="1">
+      <w:start w:val="1"/>
+      <w:numFmt w:val="lowerLetter"/>
+      <w:lvlText w:val="%5."/>
+      <w:lvlJc w:val="left"/>
+      <w:pPr>
+        <w:ind w:left="4680" w:hanging="360"/>
+      </w:pPr>
+    </w:lvl>
+    <w:lvl w:ilvl="5" w:tplc="1009001B" w:tentative="1">
+      <w:start w:val="1"/>
+      <w:numFmt w:val="lowerRoman"/>
+      <w:lvlText w:val="%6."/>
+      <w:lvlJc w:val="right"/>
+      <w:pPr>
+        <w:ind w:left="5400" w:hanging="180"/>
+      </w:pPr>
+    </w:lvl>
+    <w:lvl w:ilvl="6" w:tplc="1009000F" w:tentative="1">
+      <w:start w:val="1"/>
+      <w:numFmt w:val="decimal"/>
+      <w:lvlText w:val="%7."/>
+      <w:lvlJc w:val="left"/>
+      <w:pPr>
+        <w:ind w:left="6120" w:hanging="360"/>
+      </w:pPr>
+    </w:lvl>
+    <w:lvl w:ilvl="7" w:tplc="10090019" w:tentative="1">
+      <w:start w:val="1"/>
+      <w:numFmt w:val="lowerLetter"/>
+      <w:lvlText w:val="%8."/>
+      <w:lvlJc w:val="left"/>
+      <w:pPr>
+        <w:ind w:left="6840" w:hanging="360"/>
+      </w:pPr>
+    </w:lvl>
+    <w:lvl w:ilvl="8" w:tplc="1009001B" w:tentative="1">
+      <w:start w:val="1"/>
+      <w:numFmt w:val="lowerRoman"/>
+      <w:lvlText w:val="%9."/>
+      <w:lvlJc w:val="right"/>
+      <w:pPr>
+        <w:ind w:left="7560" w:hanging="180"/>
+      </w:pPr>
+    </w:lvl>
+  </w:abstractNum>
+  <w:abstractNum w:abstractNumId="1" w15:restartNumberingAfterBreak="0">
     <w:nsid w:val="7AEF68FC"/>
     <w:multiLevelType w:val="hybridMultilevel"/>
     <w:tmpl w:val="D0CCC2F8"/>
@@ -486,6 +1715,9 @@
     </w:lvl>
   </w:abstractNum>
   <w:num w:numId="1" w16cid:durableId="2075466575">
+    <w:abstractNumId w:val="1"/>
+  </w:num>
+  <w:num w:numId="2" w16cid:durableId="653030067">
     <w:abstractNumId w:val="0"/>
   </w:num>
 </w:numbering>
@@ -1095,6 +2327,7 @@
   <w:style w:type="character" w:default="1" w:styleId="DefaultParagraphFont">
     <w:name w:val="Default Paragraph Font"/>
     <w:uiPriority w:val="1"/>
+    <w:semiHidden/>
     <w:unhideWhenUsed/>
   </w:style>
   <w:style w:type="table" w:default="1" w:styleId="TableNormal">
@@ -1430,6 +2663,50 @@
       <w:color w:val="605E5C"/>
       <w:shd w:val="clear" w:color="auto" w:fill="E1DFDD"/>
     </w:rPr>
+  </w:style>
+  <w:style w:type="paragraph" w:styleId="Header">
+    <w:name w:val="header"/>
+    <w:basedOn w:val="Normal"/>
+    <w:link w:val="HeaderChar"/>
+    <w:uiPriority w:val="99"/>
+    <w:unhideWhenUsed/>
+    <w:rsid w:val="008A1A63"/>
+    <w:pPr>
+      <w:tabs>
+        <w:tab w:val="center" w:pos="4680"/>
+        <w:tab w:val="right" w:pos="9360"/>
+      </w:tabs>
+      <w:spacing w:after="0" w:line="240" w:lineRule="auto"/>
+    </w:pPr>
+  </w:style>
+  <w:style w:type="character" w:customStyle="1" w:styleId="HeaderChar">
+    <w:name w:val="Header Char"/>
+    <w:basedOn w:val="DefaultParagraphFont"/>
+    <w:link w:val="Header"/>
+    <w:uiPriority w:val="99"/>
+    <w:rsid w:val="008A1A63"/>
+  </w:style>
+  <w:style w:type="paragraph" w:styleId="Footer">
+    <w:name w:val="footer"/>
+    <w:basedOn w:val="Normal"/>
+    <w:link w:val="FooterChar"/>
+    <w:uiPriority w:val="99"/>
+    <w:unhideWhenUsed/>
+    <w:rsid w:val="008A1A63"/>
+    <w:pPr>
+      <w:tabs>
+        <w:tab w:val="center" w:pos="4680"/>
+        <w:tab w:val="right" w:pos="9360"/>
+      </w:tabs>
+      <w:spacing w:after="0" w:line="240" w:lineRule="auto"/>
+    </w:pPr>
+  </w:style>
+  <w:style w:type="character" w:customStyle="1" w:styleId="FooterChar">
+    <w:name w:val="Footer Char"/>
+    <w:basedOn w:val="DefaultParagraphFont"/>
+    <w:link w:val="Footer"/>
+    <w:uiPriority w:val="99"/>
+    <w:rsid w:val="008A1A63"/>
   </w:style>
 </w:styles>
 </file>

--- a/PartB/avalleevezina_G40_A02B_Research_Notes.docx
+++ b/PartB/avalleevezina_G40_A02B_Research_Notes.docx
@@ -60,9 +60,11 @@
       <w:r>
         <w:t>"</w:t>
       </w:r>
+      <w:proofErr w:type="gramStart"/>
       <w:r>
         <w:t>we</w:t>
       </w:r>
+      <w:proofErr w:type="gramEnd"/>
       <w:r>
         <w:t xml:space="preserve"> selected a sensitive computational benchmark that fails if just a single component of the computer is not good enough."</w:t>
       </w:r>
